--- a/03_Entregables-diseño/SI - Ciclo II/1 - SI-SGCSSMA - Sistema de gestión de calidad, seguridad, salud y medio ambiente/Instrumentos de evaluación/CUESTIONARIOS Y EXÁMENES/CV1/CV1 Banco de preguntas.docx
+++ b/03_Entregables-diseño/SI - Ciclo II/1 - SI-SGCSSMA - Sistema de gestión de calidad, seguridad, salud y medio ambiente/Instrumentos de evaluación/CUESTIONARIOS Y EXÁMENES/CV1/CV1 Banco de preguntas.docx
@@ -788,7 +788,7 @@
           <w:color w:val="5A6A72"/>
           <w:sz w:val="19"/>
         </w:rPr>
-        <w:t>Cuadernillo CV1 · 1.3  ·  S1</w:t>
+        <w:t>Cuadernillo CV1 · 1.3 · Video V-001 · 00:30 · anexo A  ·  S1</w:t>
       </w:r>
     </w:p>
     <w:p>
@@ -4260,7 +4260,7 @@
           <w:color w:val="5A6A72"/>
           <w:sz w:val="19"/>
         </w:rPr>
-        <w:t>Cuadernillo CV1 · 5.2  ·  S5</w:t>
+        <w:t>Cuadernillo CV1 · 5.2 · Video V-001 · 05:36 · anexo A  ·  S5</w:t>
       </w:r>
     </w:p>
     <w:p>
@@ -4384,7 +4384,7 @@
           <w:color w:val="5A6A72"/>
           <w:sz w:val="19"/>
         </w:rPr>
-        <w:t>Cuadernillo CV1 · 5.2  ·  S5</w:t>
+        <w:t>Cuadernillo CV1 · 5.2 · Video V-001 · 05:52 · anexo A  ·  S5</w:t>
       </w:r>
     </w:p>
     <w:p>
@@ -5376,7 +5376,7 @@
           <w:color w:val="5A6A72"/>
           <w:sz w:val="19"/>
         </w:rPr>
-        <w:t>Cuadernillo CV1 · 6.2  ·  S6</w:t>
+        <w:t>Cuadernillo CV1 · 6.2 · Video V-001 · 07:55 · anexo A  ·  S6</w:t>
       </w:r>
     </w:p>
     <w:p>
@@ -5500,7 +5500,7 @@
           <w:color w:val="5A6A72"/>
           <w:sz w:val="19"/>
         </w:rPr>
-        <w:t>Cuadernillo CV1 · 6.2  ·  S6</w:t>
+        <w:t>Cuadernillo CV1 · 6.2 · Video V-001 · 07:55 · anexo A  ·  S6</w:t>
       </w:r>
     </w:p>
     <w:p>
